--- a/dataset/guides/SYS/guide/IT-SYS-003_사내 시스템 장애 신고·이관 가이드.docx
+++ b/dataset/guides/SYS/guide/IT-SYS-003_사내 시스템 장애 신고·이관 가이드.docx
@@ -878,7 +878,7 @@
               <w:rPr>
                 <w:rFonts w:ascii="맑은 고딕" w:cs="맑은 고딕" w:eastAsia="맑은 고딕" w:hAnsi="맑은 고딕"/>
               </w:rPr>
-              <w:t xml:space="preserve">ERP 접속 불가, 월말 ERP 먹통, ERP 엄청 느려요 (다른 분들도), 재무팀 전체 마감 못 함, 타임아웃, BI 플랫폼 전체 접속 불가, PMS 접속 불가 (팀 전체), 마케팅 툴 접속 불가, 캠페인 작업 멈춤, 메일 송수신 불가 (전사), 메일이 전부 안 돼요, 파일서버 먹통, 공유 드라이브 전체 접속 불가, 네트워크 경로를 찾을 수 없습니다, 다른 팀도 같대요, 전사 장애, 장애 신고, 장애 공지</w:t>
+              <w:t xml:space="preserve">ERP 접속 불가, 월말 ERP 먹통, ERP 엄청 느려요 (다른 분들도), 타임아웃, BI 플랫폼 전체 접속 불가, PMS 접속 불가 (팀 전체), 마케팅 툴 접속 불가, 캠페인 작업 멈춤, 메일 송수신 불가 (전사), 메일이 전부 안 돼요, 파일서버 먹통, 공유 드라이브 전체 접속 불가, 네트워크 경로를 찾을 수 없습니다, 다른 팀도 같대요, 전사 장애, 장애 신고, 장애 공지</w:t>
             </w:r>
           </w:p>
         </w:tc>
@@ -2543,22 +2543,6 @@
         <w:rPr>
           <w:rFonts w:ascii="맑은 고딕" w:cs="맑은 고딕" w:eastAsia="맑은 고딕" w:hAnsi="맑은 고딕"/>
         </w:rPr>
-        <w:t xml:space="preserve">ERP가 로딩만 되고 열리지 않으며, 재무팀 전체가 마감 작업을 못 하고 있다.</w:t>
-      </w:r>
-    </w:p>
-    <w:p>
-      <w:pPr>
-        <w:pStyle w:val="ListParagraph"/>
-        <w:numPr>
-          <w:ilvl w:val="0"/>
-          <w:numId w:val="2"/>
-        </w:numPr>
-        <w:spacing w:after="40"/>
-      </w:pPr>
-      <w:r>
-        <w:rPr>
-          <w:rFonts w:ascii="맑은 고딕" w:cs="맑은 고딕" w:eastAsia="맑은 고딕" w:hAnsi="맑은 고딕"/>
-        </w:rPr>
         <w:t xml:space="preserve">ERP에서 저장을 누르면 타임아웃이 난다.</w:t>
       </w:r>
     </w:p>
@@ -3437,7 +3421,7 @@
         <w:rPr>
           <w:rFonts w:ascii="맑은 고딕" w:cs="맑은 고딕" w:eastAsia="맑은 고딕" w:hAnsi="맑은 고딕"/>
         </w:rPr>
-        <w:t xml:space="preserve">※ 이렇게 말하면 됩니다: "영업기획팀 김하늘입니다. ERP가 10시부터 로딩만 되고 저장이 안 됩니다. 우리 팀과 재무팀이 모두 같습니다. 오늘 마감 작업이 있습니다."</w:t>
+        <w:t xml:space="preserve">※ 이렇게 말하면 됩니다: "영업기획팀 김하늘입니다. ERP가 10시부터 로딩만 되고 저장이 안 됩니다. 우리 팀과 다른 팀도 모두 같습니다. 오늘 마감 작업이 있습니다."</w:t>
       </w:r>
     </w:p>
     <w:p>
